--- a/docs/guides/Peace-Meal-Full-iPhone-Guide.docx
+++ b/docs/guides/Peace-Meal-Full-iPhone-Guide.docx
@@ -872,7 +872,23 @@
           <w:sz w:val="24"/>
           <w:szCs w:val="24"/>
         </w:rPr>
-        <w:t xml:space="preserve">Tap the </w:t>
+        <w:t xml:space="preserve">Tap the three dots (</w:t>
+      </w:r>
+      <w:r>
+        <w:rPr>
+          <w:b/>
+          <w:bCs/>
+          <w:sz w:val="24"/>
+          <w:szCs w:val="24"/>
+        </w:rPr>
+        <w:t xml:space="preserve">•••</w:t>
+      </w:r>
+      <w:r>
+        <w:rPr>
+          <w:sz w:val="24"/>
+          <w:szCs w:val="24"/>
+        </w:rPr>
+        <w:t xml:space="preserve">) at the bottom of Safari, then </w:t>
       </w:r>
       <w:r>
         <w:rPr>
@@ -888,39 +904,7 @@
           <w:sz w:val="24"/>
           <w:szCs w:val="24"/>
         </w:rPr>
-        <w:t xml:space="preserve"> button (a square with an arrow pointing up). On newer iPhones, tap the three dots </w:t>
-      </w:r>
-      <w:r>
-        <w:rPr>
-          <w:b/>
-          <w:bCs/>
-          <w:sz w:val="24"/>
-          <w:szCs w:val="24"/>
-        </w:rPr>
-        <w:t xml:space="preserve">•••</w:t>
-      </w:r>
-      <w:r>
-        <w:rPr>
-          <w:sz w:val="24"/>
-          <w:szCs w:val="24"/>
-        </w:rPr>
-        <w:t xml:space="preserve"> at the bottom first, then </w:t>
-      </w:r>
-      <w:r>
-        <w:rPr>
-          <w:b/>
-          <w:bCs/>
-          <w:sz w:val="24"/>
-          <w:szCs w:val="24"/>
-        </w:rPr>
-        <w:t xml:space="preserve">Share</w:t>
-      </w:r>
-      <w:r>
-        <w:rPr>
-          <w:sz w:val="24"/>
-          <w:szCs w:val="24"/>
-        </w:rPr>
-        <w:t xml:space="preserve">.</w:t>
+        <w:t xml:space="preserve"> (a square with an arrow pointing up). On an iPad, Share is at the top of the screen; on some iPhones it is right on the bottom bar.</w:t>
       </w:r>
     </w:p>
     <w:p>
@@ -1070,11 +1054,11 @@
     </w:tbl>
     <w:p>
       <w:pPr>
-        <w:pStyle w:val="Heading1"/>
-        <w:spacing w:after="180" w:before="360"/>
-      </w:pPr>
-      <w:r>
-        <w:t xml:space="preserve">Step 2: Set up the first person</w:t>
+        <w:pStyle w:val="Heading2"/>
+        <w:spacing w:after="120" w:before="240"/>
+      </w:pPr>
+      <w:r>
+        <w:t xml:space="preserve">On an Android phone</w:t>
       </w:r>
     </w:p>
     <w:p>
@@ -1091,16 +1075,16 @@
           <w:sz w:val="24"/>
           <w:szCs w:val="24"/>
         </w:rPr>
-        <w:t xml:space="preserve">Open the app from the icon. Tap </w:t>
-      </w:r>
-      <w:r>
-        <w:rPr>
-          <w:b/>
-          <w:bCs/>
-          <w:sz w:val="24"/>
-          <w:szCs w:val="24"/>
-        </w:rPr>
-        <w:t xml:space="preserve">Set up the first person</w:t>
+        <w:t xml:space="preserve">Tap the link. It opens in </w:t>
+      </w:r>
+      <w:r>
+        <w:rPr>
+          <w:b/>
+          <w:bCs/>
+          <w:sz w:val="24"/>
+          <w:szCs w:val="24"/>
+        </w:rPr>
+        <w:t xml:space="preserve">Chrome</w:t>
       </w:r>
       <w:r>
         <w:rPr>
@@ -1124,23 +1108,55 @@
           <w:sz w:val="24"/>
           <w:szCs w:val="24"/>
         </w:rPr>
-        <w:t xml:space="preserve">Type a name and tap </w:t>
-      </w:r>
-      <w:r>
-        <w:rPr>
-          <w:b/>
-          <w:bCs/>
-          <w:sz w:val="24"/>
-          <w:szCs w:val="24"/>
-        </w:rPr>
-        <w:t xml:space="preserve">Continue</w:t>
-      </w:r>
-      <w:r>
-        <w:rPr>
-          <w:sz w:val="24"/>
-          <w:szCs w:val="24"/>
-        </w:rPr>
-        <w:t xml:space="preserve">.</w:t>
+        <w:t xml:space="preserve">Tap the three dots (</w:t>
+      </w:r>
+      <w:r>
+        <w:rPr>
+          <w:b/>
+          <w:bCs/>
+          <w:sz w:val="24"/>
+          <w:szCs w:val="24"/>
+        </w:rPr>
+        <w:t xml:space="preserve">⋮</w:t>
+      </w:r>
+      <w:r>
+        <w:rPr>
+          <w:sz w:val="24"/>
+          <w:szCs w:val="24"/>
+        </w:rPr>
+        <w:t xml:space="preserve">) at the top right, then </w:t>
+      </w:r>
+      <w:r>
+        <w:rPr>
+          <w:b/>
+          <w:bCs/>
+          <w:sz w:val="24"/>
+          <w:szCs w:val="24"/>
+        </w:rPr>
+        <w:t xml:space="preserve">Add to Home screen</w:t>
+      </w:r>
+      <w:r>
+        <w:rPr>
+          <w:sz w:val="24"/>
+          <w:szCs w:val="24"/>
+        </w:rPr>
+        <w:t xml:space="preserve"> (some phones say </w:t>
+      </w:r>
+      <w:r>
+        <w:rPr>
+          <w:b/>
+          <w:bCs/>
+          <w:sz w:val="24"/>
+          <w:szCs w:val="24"/>
+        </w:rPr>
+        <w:t xml:space="preserve">Install app</w:t>
+      </w:r>
+      <w:r>
+        <w:rPr>
+          <w:sz w:val="24"/>
+          <w:szCs w:val="24"/>
+        </w:rPr>
+        <w:t xml:space="preserve">).</w:t>
       </w:r>
     </w:p>
     <w:p>
@@ -1157,88 +1173,55 @@
           <w:sz w:val="24"/>
           <w:szCs w:val="24"/>
         </w:rPr>
-        <w:t xml:space="preserve">Work through each page. Tap </w:t>
-      </w:r>
-      <w:r>
-        <w:rPr>
-          <w:b/>
-          <w:bCs/>
-          <w:sz w:val="24"/>
-          <w:szCs w:val="24"/>
-        </w:rPr>
-        <w:t xml:space="preserve">Next</w:t>
-      </w:r>
-      <w:r>
-        <w:rPr>
-          <w:sz w:val="24"/>
-          <w:szCs w:val="24"/>
-        </w:rPr>
-        <w:t xml:space="preserve"> to move on and </w:t>
-      </w:r>
-      <w:r>
-        <w:rPr>
-          <w:b/>
-          <w:bCs/>
-          <w:sz w:val="24"/>
-          <w:szCs w:val="24"/>
-        </w:rPr>
-        <w:t xml:space="preserve">Back</w:t>
-      </w:r>
-      <w:r>
-        <w:rPr>
-          <w:sz w:val="24"/>
-          <w:szCs w:val="24"/>
-        </w:rPr>
-        <w:t xml:space="preserve"> to fix something.</w:t>
-      </w:r>
-    </w:p>
-    <w:p>
-      <w:pPr>
-        <w:pStyle w:val="ListParagraph"/>
-        <w:numPr>
-          <w:ilvl w:val="0"/>
-          <w:numId w:val="3"/>
-        </w:numPr>
-        <w:spacing w:after="140" w:line="320"/>
-      </w:pPr>
-      <w:r>
-        <w:rPr>
-          <w:sz w:val="24"/>
-          <w:szCs w:val="24"/>
-        </w:rPr>
-        <w:t xml:space="preserve">On the last page, </w:t>
-      </w:r>
-      <w:r>
-        <w:rPr>
-          <w:b/>
-          <w:bCs/>
-          <w:sz w:val="24"/>
-          <w:szCs w:val="24"/>
-        </w:rPr>
-        <w:t xml:space="preserve">Review</w:t>
-      </w:r>
-      <w:r>
-        <w:rPr>
-          <w:sz w:val="24"/>
-          <w:szCs w:val="24"/>
-        </w:rPr>
-        <w:t xml:space="preserve">, tap </w:t>
-      </w:r>
-      <w:r>
-        <w:rPr>
-          <w:b/>
-          <w:bCs/>
-          <w:sz w:val="24"/>
-          <w:szCs w:val="24"/>
-        </w:rPr>
-        <w:t xml:space="preserve">Save and see my plan</w:t>
-      </w:r>
-      <w:r>
-        <w:rPr>
-          <w:sz w:val="24"/>
-          <w:szCs w:val="24"/>
-        </w:rPr>
-        <w:t xml:space="preserve">.</w:t>
+        <w:t xml:space="preserve">Tap </w:t>
+      </w:r>
+      <w:r>
+        <w:rPr>
+          <w:b/>
+          <w:bCs/>
+          <w:sz w:val="24"/>
+          <w:szCs w:val="24"/>
+        </w:rPr>
+        <w:t xml:space="preserve">Install</w:t>
+      </w:r>
+      <w:r>
+        <w:rPr>
+          <w:sz w:val="24"/>
+          <w:szCs w:val="24"/>
+        </w:rPr>
+        <w:t xml:space="preserve"> or </w:t>
+      </w:r>
+      <w:r>
+        <w:rPr>
+          <w:b/>
+          <w:bCs/>
+          <w:sz w:val="24"/>
+          <w:szCs w:val="24"/>
+        </w:rPr>
+        <w:t xml:space="preserve">Add</w:t>
+      </w:r>
+      <w:r>
+        <w:rPr>
+          <w:sz w:val="24"/>
+          <w:szCs w:val="24"/>
+        </w:rPr>
+        <w:t xml:space="preserve">, and </w:t>
+      </w:r>
+      <w:r>
+        <w:rPr>
+          <w:b/>
+          <w:bCs/>
+          <w:sz w:val="24"/>
+          <w:szCs w:val="24"/>
+        </w:rPr>
+        <w:t xml:space="preserve">Add</w:t>
+      </w:r>
+      <w:r>
+        <w:rPr>
+          <w:sz w:val="24"/>
+          <w:szCs w:val="24"/>
+        </w:rPr>
+        <w:t xml:space="preserve"> again if your phone asks where to put it.</w:t>
       </w:r>
     </w:p>
     <w:p>
@@ -1250,7 +1233,64 @@
           <w:sz w:val="24"/>
           <w:szCs w:val="24"/>
         </w:rPr>
-        <w:t xml:space="preserve">The setup pages:</w:t>
+        <w:t xml:space="preserve">Samsung Internet: tap the three lines (</w:t>
+      </w:r>
+      <w:r>
+        <w:rPr>
+          <w:b/>
+          <w:bCs/>
+          <w:sz w:val="24"/>
+          <w:szCs w:val="24"/>
+        </w:rPr>
+        <w:t xml:space="preserve">≡</w:t>
+      </w:r>
+      <w:r>
+        <w:rPr>
+          <w:sz w:val="24"/>
+          <w:szCs w:val="24"/>
+        </w:rPr>
+        <w:t xml:space="preserve">) at the bottom right, then </w:t>
+      </w:r>
+      <w:r>
+        <w:rPr>
+          <w:b/>
+          <w:bCs/>
+          <w:sz w:val="24"/>
+          <w:szCs w:val="24"/>
+        </w:rPr>
+        <w:t xml:space="preserve">Add page to</w:t>
+      </w:r>
+      <w:r>
+        <w:rPr>
+          <w:sz w:val="24"/>
+          <w:szCs w:val="24"/>
+        </w:rPr>
+        <w:t xml:space="preserve">, then </w:t>
+      </w:r>
+      <w:r>
+        <w:rPr>
+          <w:b/>
+          <w:bCs/>
+          <w:sz w:val="24"/>
+          <w:szCs w:val="24"/>
+        </w:rPr>
+        <w:t xml:space="preserve">Home screen</w:t>
+      </w:r>
+      <w:r>
+        <w:rPr>
+          <w:sz w:val="24"/>
+          <w:szCs w:val="24"/>
+        </w:rPr>
+        <w:t xml:space="preserve">. On Android the icon and the browser keep the same information.</w:t>
+      </w:r>
+    </w:p>
+    <w:p>
+      <w:pPr>
+        <w:pStyle w:val="Heading1"/>
+        <w:spacing w:after="180" w:before="360"/>
+      </w:pPr>
+      <w:r>
+        <w:t xml:space="preserve">Step 2: Set up the first person</w:t>
       </w:r>
     </w:p>
     <w:p>
@@ -1260,23 +1300,30 @@
           <w:ilvl w:val="0"/>
           <w:numId w:val="4"/>
         </w:numPr>
-        <w:spacing w:after="120" w:line="320"/>
-      </w:pPr>
-      <w:r>
-        <w:rPr>
-          <w:b/>
-          <w:bCs/>
-          <w:sz w:val="24"/>
-          <w:szCs w:val="24"/>
-        </w:rPr>
-        <w:t xml:space="preserve">Basics:</w:t>
-      </w:r>
-      <w:r>
-        <w:rPr>
-          <w:sz w:val="24"/>
-          <w:szCs w:val="24"/>
-        </w:rPr>
-        <w:t xml:space="preserve"> age, height, weight, activity.</w:t>
+        <w:spacing w:after="140" w:line="320"/>
+      </w:pPr>
+      <w:r>
+        <w:rPr>
+          <w:sz w:val="24"/>
+          <w:szCs w:val="24"/>
+        </w:rPr>
+        <w:t xml:space="preserve">Open the app from the icon. Tap </w:t>
+      </w:r>
+      <w:r>
+        <w:rPr>
+          <w:b/>
+          <w:bCs/>
+          <w:sz w:val="24"/>
+          <w:szCs w:val="24"/>
+        </w:rPr>
+        <w:t xml:space="preserve">Set up the first person</w:t>
+      </w:r>
+      <w:r>
+        <w:rPr>
+          <w:sz w:val="24"/>
+          <w:szCs w:val="24"/>
+        </w:rPr>
+        <w:t xml:space="preserve">.</w:t>
       </w:r>
     </w:p>
     <w:p>
@@ -1286,23 +1333,30 @@
           <w:ilvl w:val="0"/>
           <w:numId w:val="4"/>
         </w:numPr>
-        <w:spacing w:after="120" w:line="320"/>
-      </w:pPr>
-      <w:r>
-        <w:rPr>
-          <w:b/>
-          <w:bCs/>
-          <w:sz w:val="24"/>
-          <w:szCs w:val="24"/>
-        </w:rPr>
-        <w:t xml:space="preserve">Allergies:</w:t>
-      </w:r>
-      <w:r>
-        <w:rPr>
-          <w:sz w:val="24"/>
-          <w:szCs w:val="24"/>
-        </w:rPr>
-        <w:t xml:space="preserve"> hard stops. Anything ticked here is never planned.</w:t>
+        <w:spacing w:after="140" w:line="320"/>
+      </w:pPr>
+      <w:r>
+        <w:rPr>
+          <w:sz w:val="24"/>
+          <w:szCs w:val="24"/>
+        </w:rPr>
+        <w:t xml:space="preserve">Type a name and tap </w:t>
+      </w:r>
+      <w:r>
+        <w:rPr>
+          <w:b/>
+          <w:bCs/>
+          <w:sz w:val="24"/>
+          <w:szCs w:val="24"/>
+        </w:rPr>
+        <w:t xml:space="preserve">Continue</w:t>
+      </w:r>
+      <w:r>
+        <w:rPr>
+          <w:sz w:val="24"/>
+          <w:szCs w:val="24"/>
+        </w:rPr>
+        <w:t xml:space="preserve">.</w:t>
       </w:r>
     </w:p>
     <w:p>
@@ -1312,39 +1366,46 @@
           <w:ilvl w:val="0"/>
           <w:numId w:val="4"/>
         </w:numPr>
-        <w:spacing w:after="120" w:line="320"/>
-      </w:pPr>
-      <w:r>
-        <w:rPr>
-          <w:b/>
-          <w:bCs/>
-          <w:sz w:val="24"/>
-          <w:szCs w:val="24"/>
-        </w:rPr>
-        <w:t xml:space="preserve">Conditions and diets:</w:t>
-      </w:r>
-      <w:r>
-        <w:rPr>
-          <w:sz w:val="24"/>
-          <w:szCs w:val="24"/>
-        </w:rPr>
-        <w:t xml:space="preserve"> health conditions and ways of eating. Each one brings in published guidelines with sources. Tap </w:t>
-      </w:r>
-      <w:r>
-        <w:rPr>
-          <w:b/>
-          <w:bCs/>
-          <w:sz w:val="24"/>
-          <w:szCs w:val="24"/>
-        </w:rPr>
-        <w:t xml:space="preserve">About</w:t>
-      </w:r>
-      <w:r>
-        <w:rPr>
-          <w:sz w:val="24"/>
-          <w:szCs w:val="24"/>
-        </w:rPr>
-        <w:t xml:space="preserve"> to read first.</w:t>
+        <w:spacing w:after="140" w:line="320"/>
+      </w:pPr>
+      <w:r>
+        <w:rPr>
+          <w:sz w:val="24"/>
+          <w:szCs w:val="24"/>
+        </w:rPr>
+        <w:t xml:space="preserve">Work through each page. Tap </w:t>
+      </w:r>
+      <w:r>
+        <w:rPr>
+          <w:b/>
+          <w:bCs/>
+          <w:sz w:val="24"/>
+          <w:szCs w:val="24"/>
+        </w:rPr>
+        <w:t xml:space="preserve">Next</w:t>
+      </w:r>
+      <w:r>
+        <w:rPr>
+          <w:sz w:val="24"/>
+          <w:szCs w:val="24"/>
+        </w:rPr>
+        <w:t xml:space="preserve"> to move on and </w:t>
+      </w:r>
+      <w:r>
+        <w:rPr>
+          <w:b/>
+          <w:bCs/>
+          <w:sz w:val="24"/>
+          <w:szCs w:val="24"/>
+        </w:rPr>
+        <w:t xml:space="preserve">Back</w:t>
+      </w:r>
+      <w:r>
+        <w:rPr>
+          <w:sz w:val="24"/>
+          <w:szCs w:val="24"/>
+        </w:rPr>
+        <w:t xml:space="preserve"> to fix something.</w:t>
       </w:r>
     </w:p>
     <w:p>
@@ -1354,136 +1415,58 @@
           <w:ilvl w:val="0"/>
           <w:numId w:val="4"/>
         </w:numPr>
-        <w:spacing w:after="120" w:line="320"/>
-      </w:pPr>
-      <w:r>
-        <w:rPr>
-          <w:b/>
-          <w:bCs/>
-          <w:sz w:val="24"/>
-          <w:szCs w:val="24"/>
-        </w:rPr>
-        <w:t xml:space="preserve">Likes and dislikes:</w:t>
-      </w:r>
-      <w:r>
-        <w:rPr>
-          <w:sz w:val="24"/>
-          <w:szCs w:val="24"/>
-        </w:rPr>
-        <w:t xml:space="preserve"> soft choices like spice level and cuisines. These never override an allergy.</w:t>
-      </w:r>
-    </w:p>
-    <w:p>
-      <w:pPr>
-        <w:pStyle w:val="ListParagraph"/>
-        <w:numPr>
-          <w:ilvl w:val="0"/>
-          <w:numId w:val="4"/>
-        </w:numPr>
-        <w:spacing w:after="120" w:line="320"/>
-      </w:pPr>
-      <w:r>
-        <w:rPr>
-          <w:b/>
-          <w:bCs/>
-          <w:sz w:val="24"/>
-          <w:szCs w:val="24"/>
-        </w:rPr>
-        <w:t xml:space="preserve">Medications:</w:t>
-      </w:r>
-      <w:r>
-        <w:rPr>
-          <w:sz w:val="24"/>
-          <w:szCs w:val="24"/>
-        </w:rPr>
-        <w:t xml:space="preserve"> a few yes or no questions about medicines that interact with food.</w:t>
-      </w:r>
-    </w:p>
-    <w:p>
-      <w:pPr>
-        <w:pStyle w:val="ListParagraph"/>
-        <w:numPr>
-          <w:ilvl w:val="0"/>
-          <w:numId w:val="4"/>
-        </w:numPr>
-        <w:spacing w:after="120" w:line="320"/>
-      </w:pPr>
-      <w:r>
-        <w:rPr>
-          <w:b/>
-          <w:bCs/>
-          <w:sz w:val="24"/>
-          <w:szCs w:val="24"/>
-        </w:rPr>
-        <w:t xml:space="preserve">Numbers from your doctor:</w:t>
-      </w:r>
-      <w:r>
-        <w:rPr>
-          <w:sz w:val="24"/>
-          <w:szCs w:val="24"/>
-        </w:rPr>
-        <w:t xml:space="preserve"> only appears when a condition needs a limit the app is not allowed to guess, like a protein limit.</w:t>
-      </w:r>
-    </w:p>
-    <w:p>
-      <w:pPr>
-        <w:pStyle w:val="ListParagraph"/>
-        <w:numPr>
-          <w:ilvl w:val="0"/>
-          <w:numId w:val="4"/>
-        </w:numPr>
-        <w:spacing w:after="120" w:line="320"/>
-      </w:pPr>
-      <w:r>
-        <w:rPr>
-          <w:b/>
-          <w:bCs/>
-          <w:sz w:val="24"/>
-          <w:szCs w:val="24"/>
-        </w:rPr>
-        <w:t xml:space="preserve">Cooking:</w:t>
-      </w:r>
-      <w:r>
-        <w:rPr>
-          <w:sz w:val="24"/>
-          <w:szCs w:val="24"/>
-        </w:rPr>
-        <w:t xml:space="preserve"> your time, cooking days, kitchen tools, and skill.</w:t>
-      </w:r>
-    </w:p>
-    <w:p>
-      <w:pPr>
-        <w:pStyle w:val="ListParagraph"/>
-        <w:numPr>
-          <w:ilvl w:val="0"/>
-          <w:numId w:val="4"/>
-        </w:numPr>
-        <w:spacing w:after="120" w:line="320"/>
-      </w:pPr>
-      <w:r>
-        <w:rPr>
-          <w:b/>
-          <w:bCs/>
-          <w:sz w:val="24"/>
-          <w:szCs w:val="24"/>
-        </w:rPr>
-        <w:t xml:space="preserve">Review:</w:t>
-      </w:r>
-      <w:r>
-        <w:rPr>
-          <w:sz w:val="24"/>
-          <w:szCs w:val="24"/>
-        </w:rPr>
-        <w:t xml:space="preserve"> everything on one page.</w:t>
-      </w:r>
-    </w:p>
-    <w:p>
-      <w:pPr>
-        <w:pStyle w:val="Heading2"/>
-        <w:spacing w:after="120" w:before="240"/>
-      </w:pPr>
-      <w:r>
-        <w:t xml:space="preserve">Adding more people</w:t>
+        <w:spacing w:after="140" w:line="320"/>
+      </w:pPr>
+      <w:r>
+        <w:rPr>
+          <w:sz w:val="24"/>
+          <w:szCs w:val="24"/>
+        </w:rPr>
+        <w:t xml:space="preserve">On the last page, </w:t>
+      </w:r>
+      <w:r>
+        <w:rPr>
+          <w:b/>
+          <w:bCs/>
+          <w:sz w:val="24"/>
+          <w:szCs w:val="24"/>
+        </w:rPr>
+        <w:t xml:space="preserve">Review</w:t>
+      </w:r>
+      <w:r>
+        <w:rPr>
+          <w:sz w:val="24"/>
+          <w:szCs w:val="24"/>
+        </w:rPr>
+        <w:t xml:space="preserve">, tap </w:t>
+      </w:r>
+      <w:r>
+        <w:rPr>
+          <w:b/>
+          <w:bCs/>
+          <w:sz w:val="24"/>
+          <w:szCs w:val="24"/>
+        </w:rPr>
+        <w:t xml:space="preserve">Save and see my plan</w:t>
+      </w:r>
+      <w:r>
+        <w:rPr>
+          <w:sz w:val="24"/>
+          <w:szCs w:val="24"/>
+        </w:rPr>
+        <w:t xml:space="preserve">.</w:t>
+      </w:r>
+    </w:p>
+    <w:p>
+      <w:pPr>
+        <w:spacing w:after="160" w:line="320"/>
+      </w:pPr>
+      <w:r>
+        <w:rPr>
+          <w:sz w:val="24"/>
+          <w:szCs w:val="24"/>
+        </w:rPr>
+        <w:t xml:space="preserve">The setup pages:</w:t>
       </w:r>
     </w:p>
     <w:p>
@@ -1493,46 +1476,23 @@
           <w:ilvl w:val="0"/>
           <w:numId w:val="5"/>
         </w:numPr>
-        <w:spacing w:after="140" w:line="320"/>
-      </w:pPr>
-      <w:r>
-        <w:rPr>
-          <w:sz w:val="24"/>
-          <w:szCs w:val="24"/>
-        </w:rPr>
-        <w:t xml:space="preserve">Tap </w:t>
-      </w:r>
-      <w:r>
-        <w:rPr>
-          <w:b/>
-          <w:bCs/>
-          <w:sz w:val="24"/>
-          <w:szCs w:val="24"/>
-        </w:rPr>
-        <w:t xml:space="preserve">More</w:t>
-      </w:r>
-      <w:r>
-        <w:rPr>
-          <w:sz w:val="24"/>
-          <w:szCs w:val="24"/>
-        </w:rPr>
-        <w:t xml:space="preserve">, then </w:t>
-      </w:r>
-      <w:r>
-        <w:rPr>
-          <w:b/>
-          <w:bCs/>
-          <w:sz w:val="24"/>
-          <w:szCs w:val="24"/>
-        </w:rPr>
-        <w:t xml:space="preserve">People</w:t>
-      </w:r>
-      <w:r>
-        <w:rPr>
-          <w:sz w:val="24"/>
-          <w:szCs w:val="24"/>
-        </w:rPr>
-        <w:t xml:space="preserve">.</w:t>
+        <w:spacing w:after="120" w:line="320"/>
+      </w:pPr>
+      <w:r>
+        <w:rPr>
+          <w:b/>
+          <w:bCs/>
+          <w:sz w:val="24"/>
+          <w:szCs w:val="24"/>
+        </w:rPr>
+        <w:t xml:space="preserve">Basics:</w:t>
+      </w:r>
+      <w:r>
+        <w:rPr>
+          <w:sz w:val="24"/>
+          <w:szCs w:val="24"/>
+        </w:rPr>
+        <w:t xml:space="preserve"> age, height, weight, activity.</w:t>
       </w:r>
     </w:p>
     <w:p>
@@ -1542,30 +1502,23 @@
           <w:ilvl w:val="0"/>
           <w:numId w:val="5"/>
         </w:numPr>
-        <w:spacing w:after="140" w:line="320"/>
-      </w:pPr>
-      <w:r>
-        <w:rPr>
-          <w:sz w:val="24"/>
-          <w:szCs w:val="24"/>
-        </w:rPr>
-        <w:t xml:space="preserve">Tap </w:t>
-      </w:r>
-      <w:r>
-        <w:rPr>
-          <w:b/>
-          <w:bCs/>
-          <w:sz w:val="24"/>
-          <w:szCs w:val="24"/>
-        </w:rPr>
-        <w:t xml:space="preserve">Add a person</w:t>
-      </w:r>
-      <w:r>
-        <w:rPr>
-          <w:sz w:val="24"/>
-          <w:szCs w:val="24"/>
-        </w:rPr>
-        <w:t xml:space="preserve"> and go through the same pages.</w:t>
+        <w:spacing w:after="120" w:line="320"/>
+      </w:pPr>
+      <w:r>
+        <w:rPr>
+          <w:b/>
+          <w:bCs/>
+          <w:sz w:val="24"/>
+          <w:szCs w:val="24"/>
+        </w:rPr>
+        <w:t xml:space="preserve">Allergies:</w:t>
+      </w:r>
+      <w:r>
+        <w:rPr>
+          <w:sz w:val="24"/>
+          <w:szCs w:val="24"/>
+        </w:rPr>
+        <w:t xml:space="preserve"> hard stops. Anything ticked here is never planned.</w:t>
       </w:r>
     </w:p>
     <w:p>
@@ -1574,6 +1527,269 @@
         <w:numPr>
           <w:ilvl w:val="0"/>
           <w:numId w:val="5"/>
+        </w:numPr>
+        <w:spacing w:after="120" w:line="320"/>
+      </w:pPr>
+      <w:r>
+        <w:rPr>
+          <w:b/>
+          <w:bCs/>
+          <w:sz w:val="24"/>
+          <w:szCs w:val="24"/>
+        </w:rPr>
+        <w:t xml:space="preserve">Conditions and diets:</w:t>
+      </w:r>
+      <w:r>
+        <w:rPr>
+          <w:sz w:val="24"/>
+          <w:szCs w:val="24"/>
+        </w:rPr>
+        <w:t xml:space="preserve"> health conditions and ways of eating. Each one brings in published guidelines with sources. Tap </w:t>
+      </w:r>
+      <w:r>
+        <w:rPr>
+          <w:b/>
+          <w:bCs/>
+          <w:sz w:val="24"/>
+          <w:szCs w:val="24"/>
+        </w:rPr>
+        <w:t xml:space="preserve">About</w:t>
+      </w:r>
+      <w:r>
+        <w:rPr>
+          <w:sz w:val="24"/>
+          <w:szCs w:val="24"/>
+        </w:rPr>
+        <w:t xml:space="preserve"> to read first.</w:t>
+      </w:r>
+    </w:p>
+    <w:p>
+      <w:pPr>
+        <w:pStyle w:val="ListParagraph"/>
+        <w:numPr>
+          <w:ilvl w:val="0"/>
+          <w:numId w:val="5"/>
+        </w:numPr>
+        <w:spacing w:after="120" w:line="320"/>
+      </w:pPr>
+      <w:r>
+        <w:rPr>
+          <w:b/>
+          <w:bCs/>
+          <w:sz w:val="24"/>
+          <w:szCs w:val="24"/>
+        </w:rPr>
+        <w:t xml:space="preserve">Likes and dislikes:</w:t>
+      </w:r>
+      <w:r>
+        <w:rPr>
+          <w:sz w:val="24"/>
+          <w:szCs w:val="24"/>
+        </w:rPr>
+        <w:t xml:space="preserve"> soft choices like spice level and cuisines. These never override an allergy.</w:t>
+      </w:r>
+    </w:p>
+    <w:p>
+      <w:pPr>
+        <w:pStyle w:val="ListParagraph"/>
+        <w:numPr>
+          <w:ilvl w:val="0"/>
+          <w:numId w:val="5"/>
+        </w:numPr>
+        <w:spacing w:after="120" w:line="320"/>
+      </w:pPr>
+      <w:r>
+        <w:rPr>
+          <w:b/>
+          <w:bCs/>
+          <w:sz w:val="24"/>
+          <w:szCs w:val="24"/>
+        </w:rPr>
+        <w:t xml:space="preserve">Medications:</w:t>
+      </w:r>
+      <w:r>
+        <w:rPr>
+          <w:sz w:val="24"/>
+          <w:szCs w:val="24"/>
+        </w:rPr>
+        <w:t xml:space="preserve"> a few yes or no questions about medicines that interact with food.</w:t>
+      </w:r>
+    </w:p>
+    <w:p>
+      <w:pPr>
+        <w:pStyle w:val="ListParagraph"/>
+        <w:numPr>
+          <w:ilvl w:val="0"/>
+          <w:numId w:val="5"/>
+        </w:numPr>
+        <w:spacing w:after="120" w:line="320"/>
+      </w:pPr>
+      <w:r>
+        <w:rPr>
+          <w:b/>
+          <w:bCs/>
+          <w:sz w:val="24"/>
+          <w:szCs w:val="24"/>
+        </w:rPr>
+        <w:t xml:space="preserve">Numbers from your doctor:</w:t>
+      </w:r>
+      <w:r>
+        <w:rPr>
+          <w:sz w:val="24"/>
+          <w:szCs w:val="24"/>
+        </w:rPr>
+        <w:t xml:space="preserve"> only appears when a condition needs a limit the app is not allowed to guess, like a protein limit.</w:t>
+      </w:r>
+    </w:p>
+    <w:p>
+      <w:pPr>
+        <w:pStyle w:val="ListParagraph"/>
+        <w:numPr>
+          <w:ilvl w:val="0"/>
+          <w:numId w:val="5"/>
+        </w:numPr>
+        <w:spacing w:after="120" w:line="320"/>
+      </w:pPr>
+      <w:r>
+        <w:rPr>
+          <w:b/>
+          <w:bCs/>
+          <w:sz w:val="24"/>
+          <w:szCs w:val="24"/>
+        </w:rPr>
+        <w:t xml:space="preserve">Cooking:</w:t>
+      </w:r>
+      <w:r>
+        <w:rPr>
+          <w:sz w:val="24"/>
+          <w:szCs w:val="24"/>
+        </w:rPr>
+        <w:t xml:space="preserve"> your time, cooking days, kitchen tools, and skill.</w:t>
+      </w:r>
+    </w:p>
+    <w:p>
+      <w:pPr>
+        <w:pStyle w:val="ListParagraph"/>
+        <w:numPr>
+          <w:ilvl w:val="0"/>
+          <w:numId w:val="5"/>
+        </w:numPr>
+        <w:spacing w:after="120" w:line="320"/>
+      </w:pPr>
+      <w:r>
+        <w:rPr>
+          <w:b/>
+          <w:bCs/>
+          <w:sz w:val="24"/>
+          <w:szCs w:val="24"/>
+        </w:rPr>
+        <w:t xml:space="preserve">Review:</w:t>
+      </w:r>
+      <w:r>
+        <w:rPr>
+          <w:sz w:val="24"/>
+          <w:szCs w:val="24"/>
+        </w:rPr>
+        <w:t xml:space="preserve"> everything on one page.</w:t>
+      </w:r>
+    </w:p>
+    <w:p>
+      <w:pPr>
+        <w:pStyle w:val="Heading2"/>
+        <w:spacing w:after="120" w:before="240"/>
+      </w:pPr>
+      <w:r>
+        <w:t xml:space="preserve">Adding more people</w:t>
+      </w:r>
+    </w:p>
+    <w:p>
+      <w:pPr>
+        <w:pStyle w:val="ListParagraph"/>
+        <w:numPr>
+          <w:ilvl w:val="0"/>
+          <w:numId w:val="6"/>
+        </w:numPr>
+        <w:spacing w:after="140" w:line="320"/>
+      </w:pPr>
+      <w:r>
+        <w:rPr>
+          <w:sz w:val="24"/>
+          <w:szCs w:val="24"/>
+        </w:rPr>
+        <w:t xml:space="preserve">Tap </w:t>
+      </w:r>
+      <w:r>
+        <w:rPr>
+          <w:b/>
+          <w:bCs/>
+          <w:sz w:val="24"/>
+          <w:szCs w:val="24"/>
+        </w:rPr>
+        <w:t xml:space="preserve">More</w:t>
+      </w:r>
+      <w:r>
+        <w:rPr>
+          <w:sz w:val="24"/>
+          <w:szCs w:val="24"/>
+        </w:rPr>
+        <w:t xml:space="preserve">, then </w:t>
+      </w:r>
+      <w:r>
+        <w:rPr>
+          <w:b/>
+          <w:bCs/>
+          <w:sz w:val="24"/>
+          <w:szCs w:val="24"/>
+        </w:rPr>
+        <w:t xml:space="preserve">People</w:t>
+      </w:r>
+      <w:r>
+        <w:rPr>
+          <w:sz w:val="24"/>
+          <w:szCs w:val="24"/>
+        </w:rPr>
+        <w:t xml:space="preserve">.</w:t>
+      </w:r>
+    </w:p>
+    <w:p>
+      <w:pPr>
+        <w:pStyle w:val="ListParagraph"/>
+        <w:numPr>
+          <w:ilvl w:val="0"/>
+          <w:numId w:val="6"/>
+        </w:numPr>
+        <w:spacing w:after="140" w:line="320"/>
+      </w:pPr>
+      <w:r>
+        <w:rPr>
+          <w:sz w:val="24"/>
+          <w:szCs w:val="24"/>
+        </w:rPr>
+        <w:t xml:space="preserve">Tap </w:t>
+      </w:r>
+      <w:r>
+        <w:rPr>
+          <w:b/>
+          <w:bCs/>
+          <w:sz w:val="24"/>
+          <w:szCs w:val="24"/>
+        </w:rPr>
+        <w:t xml:space="preserve">Add a person</w:t>
+      </w:r>
+      <w:r>
+        <w:rPr>
+          <w:sz w:val="24"/>
+          <w:szCs w:val="24"/>
+        </w:rPr>
+        <w:t xml:space="preserve"> and go through the same pages.</w:t>
+      </w:r>
+    </w:p>
+    <w:p>
+      <w:pPr>
+        <w:pStyle w:val="ListParagraph"/>
+        <w:numPr>
+          <w:ilvl w:val="0"/>
+          <w:numId w:val="6"/>
         </w:numPr>
         <w:spacing w:after="140" w:line="320"/>
       </w:pPr>
@@ -1907,7 +2123,7 @@
         <w:pStyle w:val="ListParagraph"/>
         <w:numPr>
           <w:ilvl w:val="0"/>
-          <w:numId w:val="4"/>
+          <w:numId w:val="5"/>
         </w:numPr>
         <w:spacing w:after="120" w:line="320"/>
       </w:pPr>
@@ -1933,7 +2149,7 @@
         <w:pStyle w:val="ListParagraph"/>
         <w:numPr>
           <w:ilvl w:val="0"/>
-          <w:numId w:val="4"/>
+          <w:numId w:val="5"/>
         </w:numPr>
         <w:spacing w:after="120" w:line="320"/>
       </w:pPr>
@@ -1959,7 +2175,7 @@
         <w:pStyle w:val="ListParagraph"/>
         <w:numPr>
           <w:ilvl w:val="0"/>
-          <w:numId w:val="4"/>
+          <w:numId w:val="5"/>
         </w:numPr>
         <w:spacing w:after="120" w:line="320"/>
       </w:pPr>
@@ -2059,7 +2275,7 @@
         <w:pStyle w:val="ListParagraph"/>
         <w:numPr>
           <w:ilvl w:val="0"/>
-          <w:numId w:val="6"/>
+          <w:numId w:val="7"/>
         </w:numPr>
         <w:spacing w:after="140" w:line="320"/>
       </w:pPr>
@@ -2108,7 +2324,7 @@
         <w:pStyle w:val="ListParagraph"/>
         <w:numPr>
           <w:ilvl w:val="0"/>
-          <w:numId w:val="6"/>
+          <w:numId w:val="7"/>
         </w:numPr>
         <w:spacing w:after="140" w:line="320"/>
       </w:pPr>
@@ -2157,7 +2373,7 @@
         <w:pStyle w:val="ListParagraph"/>
         <w:numPr>
           <w:ilvl w:val="0"/>
-          <w:numId w:val="6"/>
+          <w:numId w:val="7"/>
         </w:numPr>
         <w:spacing w:after="140" w:line="320"/>
       </w:pPr>
@@ -2259,7 +2475,7 @@
         <w:pStyle w:val="ListParagraph"/>
         <w:numPr>
           <w:ilvl w:val="0"/>
-          <w:numId w:val="4"/>
+          <w:numId w:val="5"/>
         </w:numPr>
         <w:spacing w:after="120" w:line="320"/>
       </w:pPr>
@@ -2285,7 +2501,7 @@
         <w:pStyle w:val="ListParagraph"/>
         <w:numPr>
           <w:ilvl w:val="0"/>
-          <w:numId w:val="4"/>
+          <w:numId w:val="5"/>
         </w:numPr>
         <w:spacing w:after="120" w:line="320"/>
       </w:pPr>
@@ -2327,7 +2543,7 @@
         <w:pStyle w:val="ListParagraph"/>
         <w:numPr>
           <w:ilvl w:val="0"/>
-          <w:numId w:val="4"/>
+          <w:numId w:val="5"/>
         </w:numPr>
         <w:spacing w:after="120" w:line="320"/>
       </w:pPr>
@@ -2353,7 +2569,7 @@
         <w:pStyle w:val="ListParagraph"/>
         <w:numPr>
           <w:ilvl w:val="0"/>
-          <w:numId w:val="4"/>
+          <w:numId w:val="5"/>
         </w:numPr>
         <w:spacing w:after="120" w:line="320"/>
       </w:pPr>
@@ -3115,19 +3331,25 @@
     </w:lvlOverride>
   </w:num>
   <w:num w:numId="4">
-    <w:abstractNumId w:val="2"/>
+    <w:abstractNumId w:val="5"/>
     <w:lvlOverride w:ilvl="0">
       <w:startOverride w:val="1"/>
     </w:lvlOverride>
   </w:num>
   <w:num w:numId="5">
-    <w:abstractNumId w:val="5"/>
+    <w:abstractNumId w:val="2"/>
     <w:lvlOverride w:ilvl="0">
       <w:startOverride w:val="1"/>
     </w:lvlOverride>
   </w:num>
   <w:num w:numId="6">
     <w:abstractNumId w:val="6"/>
+    <w:lvlOverride w:ilvl="0">
+      <w:startOverride w:val="1"/>
+    </w:lvlOverride>
+  </w:num>
+  <w:num w:numId="7">
+    <w:abstractNumId w:val="7"/>
     <w:lvlOverride w:ilvl="0">
       <w:startOverride w:val="1"/>
     </w:lvlOverride>

--- a/docs/guides/Peace-Meal-Full-iPhone-Guide.docx
+++ b/docs/guides/Peace-Meal-Full-iPhone-Guide.docx
@@ -63,7 +63,7 @@
           <w:szCs w:val="24"/>
           <w:u w:val="single"/>
         </w:rPr>
-        <w:t xml:space="preserve">https://mchoisington.github.io/Peace-Meal-Full/full/</w:t>
+        <w:t xml:space="preserve">https://mhois.github.io/Peace-Meal-Full/full/</w:t>
       </w:r>
     </w:p>
     <w:p>
@@ -711,7 +711,7 @@
                 <w:sz w:val="24"/>
                 <w:szCs w:val="24"/>
               </w:rPr>
-              <w:t xml:space="preserve">Peace Meal, NHS, Parent Club Scotland, NHLBI</w:t>
+              <w:t xml:space="preserve">Peace Meal, NHS, Parent Club Scotland, NHLBI, the VA, USDA MyPlate Kitchen, and the Wikibooks Cookbook (about 2,300, mostly without nutrition numbers)</w:t>
             </w:r>
           </w:p>
         </w:tc>
@@ -731,7 +731,7 @@
                 <w:sz w:val="24"/>
                 <w:szCs w:val="24"/>
               </w:rPr>
-              <w:t xml:space="preserve">All of those, plus the Wikibooks Cookbook (about 2,000 more, mostly without nutrition numbers)</w:t>
+              <w:t xml:space="preserve">The same</w:t>
             </w:r>
           </w:p>
         </w:tc>
@@ -3372,6 +3372,21 @@
   <w:style w:type="paragraph" w:styleId="Normal" w:default="1">
     <w:name w:val="Normal"/>
     <w:qFormat/>
+  </w:style>
+  <w:style w:type="table" w:styleId="TableNormal" w:default="true">
+    <w:name w:val="Normal Table"/>
+    <w:uiPriority w:val="99"/>
+    <w:semiHidden/>
+    <w:unhideWhenUsed/>
+    <w:tblPr>
+      <w:tblInd w:type="dxa" w:w="0"/>
+      <w:tblCellMar>
+        <w:top w:type="dxa" w:w="0"/>
+        <w:left w:type="dxa" w:w="108"/>
+        <w:bottom w:type="dxa" w:w="0"/>
+        <w:right w:type="dxa" w:w="108"/>
+      </w:tblCellMar>
+    </w:tblPr>
   </w:style>
   <w:style w:type="paragraph" w:styleId="Title">
     <w:name w:val="Title"/>
